--- a/demo/attendance/corpus/fieldwork-attendance-rules.docx
+++ b/demo/attendance/corpus/fieldwork-attendance-rules.docx
@@ -32,7 +32,7 @@
     </w:p>
     <w:p>
       <w:r>
-        <w:t xml:space="preserve">第一条 本规定适用于因公外出（外勤）或出差期间无法按常规方式打卡的员工。</w:t>
+        <w:t xml:space="preserve">第一条 本规定适用于因公外出（外勤）或出差期间无法按常规方式打卡的员工。本条自 2026 年 1 月 1 日起施行。</w:t>
       </w:r>
     </w:p>
     <w:p>
@@ -46,17 +46,17 @@
     </w:p>
     <w:p>
       <w:r>
-        <w:t xml:space="preserve">第二条 外勤及出差期间，打卡记录不作为认定出勤的唯一依据。</w:t>
-      </w:r>
-    </w:p>
-    <w:p>
-      <w:r>
-        <w:t xml:space="preserve">第三条 门禁刷卡记录仅覆盖公司自有场所，外勤地点无门禁设备，故不得以无门禁记录为由否定出勤。</w:t>
-      </w:r>
-    </w:p>
-    <w:p>
-      <w:r>
-        <w:t xml:space="preserve">第四条 认定外勤出勤的证据及其优先级如下：</w:t>
+        <w:t xml:space="preserve">第二条 外勤及出差期间，打卡记录不作为认定出勤的唯一依据。本条自 2026 年 1 月 1 日起施行。</w:t>
+      </w:r>
+    </w:p>
+    <w:p>
+      <w:r>
+        <w:t xml:space="preserve">第三条 门禁刷卡记录仅覆盖公司自有场所，外勤地点无门禁设备，故不得以无门禁记录为由否定出勤。本条自 2026 年 1 月 1 日起施行。</w:t>
+      </w:r>
+    </w:p>
+    <w:p>
+      <w:r>
+        <w:t xml:space="preserve">第四条 认定外勤出勤的证据及其优先级如下：本条自 2026 年 1 月 1 日起施行。</w:t>
       </w:r>
     </w:p>
     <w:tbl>
@@ -237,7 +237,7 @@
     <w:p/>
     <w:p>
       <w:r>
-        <w:t xml:space="preserve">第五条 同时满足第 2 项与第 3 项的，或同时满足第 1、2、3 项的，认定为外勤出勤成立。</w:t>
+        <w:t xml:space="preserve">第五条 同时满足第 2 项与第 3 项的，或同时满足第 1、2、3 项的，认定为外勤出勤成立。本条自 2026 年 1 月 1 日起施行。</w:t>
       </w:r>
     </w:p>
     <w:p>
@@ -251,17 +251,17 @@
     </w:p>
     <w:p>
       <w:r>
-        <w:t xml:space="preserve">第六条 员工在外勤或出差期间产生缺卡的，由系统按本规定第四条自动取证并完成补卡。</w:t>
-      </w:r>
-    </w:p>
-    <w:p>
-      <w:r>
-        <w:t xml:space="preserve">第七条 （2026 版修订） 自动补卡不占用《员工考勤管理制度》第八条规定的月度补卡次数，员工无需手工提交申请。</w:t>
-      </w:r>
-    </w:p>
-    <w:p>
-      <w:r>
-        <w:t xml:space="preserve">第八条 本条为 2026 版新增。《外勤与出差考勤补充规定（2025 版）》第五条规定"外勤缺卡须由员工手工提交补卡申请并附证明材料"，该条自 2026 年 1 月 1 日起废止。</w:t>
+        <w:t xml:space="preserve">第六条 员工在外勤或出差期间产生缺卡的，由系统按本规定第四条自动取证并完成补卡。本条自 2026 年 1 月 1 日起施行。</w:t>
+      </w:r>
+    </w:p>
+    <w:p>
+      <w:r>
+        <w:t xml:space="preserve">第七条 （2026 版修订） 自动补卡不占用《员工考勤管理制度》第八条规定的月度补卡次数，员工无需手工提交申请。本条自 2026 年 1 月 1 日起施行。</w:t>
+      </w:r>
+    </w:p>
+    <w:p>
+      <w:r>
+        <w:t xml:space="preserve">第八条 本条为 2026 版新增。《外勤与出差考勤补充规定（2025 版）》第五条规定"外勤缺卡须由员工手工提交补卡申请并附证明材料"，该条自 2026 年 1 月 1 日起废止。本条自 2026 年 1 月 1 日起施行。</w:t>
       </w:r>
     </w:p>
     <w:p>
@@ -275,12 +275,12 @@
     </w:p>
     <w:p>
       <w:r>
-        <w:t xml:space="preserve">第九条 出差期间遇休息日且员工实际提供劳动的，认定为出勤并计入工时累计。</w:t>
-      </w:r>
-    </w:p>
-    <w:p>
-      <w:r>
-        <w:t xml:space="preserve">第十条 该休息日是否计为加班，按员工所适用工时制判定：适用综合计算工时制的，须结合周期累计工时是否超出周期标准工时认定，不当然构成加班。</w:t>
+        <w:t xml:space="preserve">第九条 出差期间遇休息日且员工实际提供劳动的，认定为出勤并计入工时累计。本条自 2026 年 1 月 1 日起施行。</w:t>
+      </w:r>
+    </w:p>
+    <w:p>
+      <w:r>
+        <w:t xml:space="preserve">第十条 该休息日是否计为加班，按员工所适用工时制判定：适用综合计算工时制的，须结合周期累计工时是否超出周期标准工时认定，不当然构成加班。本条自 2026 年 1 月 1 日起施行。</w:t>
       </w:r>
     </w:p>
     <w:p>
@@ -294,7 +294,7 @@
     </w:p>
     <w:p>
       <w:r>
-        <w:t xml:space="preserve">第十一条 本规定由人力资源部负责解释，自 2026 年 1 月 1 日起施行。</w:t>
+        <w:t xml:space="preserve">第十一条 本规定由人力资源部负责解释，自 2026 年 1 月 1 日起施行。本条自 2026 年 1 月 1 日起施行。</w:t>
       </w:r>
     </w:p>
     <w:sectPr/>
